--- a/Fase 2/Evidencias Individuales/PonceDeLeon_Cristobal_2.1_APT122_DiarioReflexionFase2.docx
+++ b/Fase 2/Evidencias Individuales/PonceDeLeon_Cristobal_2.1_APT122_DiarioReflexionFase2.docx
@@ -276,7 +276,7 @@
           <w:b w:val="0"/>
           <w:sz w:val="24"/>
         </w:rPr>
-        <w:t>Profesor: Carlos Andrés Herrera Machuca          Fecha: 15 de octubre de 2026</w:t>
+        <w:t>Profesor: Carlos Andrés Herrera Machuca          Fecha: 14 de octubre de 2026</w:t>
       </w:r>
     </w:p>
     <w:tbl>
